--- a/Python Experiment/实验报告5-舒天宇-202521095025.docx
+++ b/Python Experiment/实验报告5-舒天宇-202521095025.docx
@@ -711,8 +711,10 @@
           <w:sz w:val="30"/>
           <w:lang w:val="en-US" w:eastAsia="zh-CN"/>
         </w:rPr>
-        <w:t>21</w:t>
-      </w:r>
+        <w:t>28</w:t>
+      </w:r>
+      <w:bookmarkStart w:id="0" w:name="_GoBack"/>
+      <w:bookmarkEnd w:id="0"/>
       <w:r>
         <w:rPr>
           <w:rFonts w:hint="eastAsia" w:ascii="文鼎大标宋简" w:eastAsia="文鼎大标宋简"/>
@@ -2592,8 +2594,871 @@
               <w:widowControl/>
               <w:jc w:val="left"/>
             </w:pPr>
-            <w:bookmarkStart w:id="0" w:name="_GoBack"/>
-            <w:bookmarkEnd w:id="0"/>
+          </w:p>
+          <w:p>
+            <w:pPr>
+              <w:widowControl/>
+              <w:jc w:val="left"/>
+            </w:pPr>
+            <w:r>
+              <w:rPr>
+                <w:rFonts w:hint="eastAsia" w:eastAsia="宋体"/>
+                <w:lang w:eastAsia="zh-CN"/>
+              </w:rPr>
+              <w:drawing>
+                <wp:inline distT="0" distB="0" distL="114300" distR="114300">
+                  <wp:extent cx="5106670" cy="2379980"/>
+                  <wp:effectExtent l="0" t="0" r="11430" b="7620"/>
+                  <wp:docPr id="7" name="图片 7" descr="屏幕截图 2025-12-04 231426"/>
+                  <wp:cNvGraphicFramePr>
+                    <a:graphicFrameLocks xmlns:a="http://schemas.openxmlformats.org/drawingml/2006/main" noChangeAspect="1"/>
+                  </wp:cNvGraphicFramePr>
+                  <a:graphic xmlns:a="http://schemas.openxmlformats.org/drawingml/2006/main">
+                    <a:graphicData uri="http://schemas.openxmlformats.org/drawingml/2006/picture">
+                      <pic:pic xmlns:pic="http://schemas.openxmlformats.org/drawingml/2006/picture">
+                        <pic:nvPicPr>
+                          <pic:cNvPr id="7" name="图片 7" descr="屏幕截图 2025-12-04 231426"/>
+                          <pic:cNvPicPr>
+                            <a:picLocks noChangeAspect="1"/>
+                          </pic:cNvPicPr>
+                        </pic:nvPicPr>
+                        <pic:blipFill>
+                          <a:blip r:embed="rId9"/>
+                          <a:stretch>
+                            <a:fillRect/>
+                          </a:stretch>
+                        </pic:blipFill>
+                        <pic:spPr>
+                          <a:xfrm>
+                            <a:off x="0" y="0"/>
+                            <a:ext cx="5106670" cy="2379980"/>
+                          </a:xfrm>
+                          <a:prstGeom prst="rect">
+                            <a:avLst/>
+                          </a:prstGeom>
+                        </pic:spPr>
+                      </pic:pic>
+                    </a:graphicData>
+                  </a:graphic>
+                </wp:inline>
+              </w:drawing>
+            </w:r>
+          </w:p>
+          <w:p>
+            <w:pPr>
+              <w:widowControl/>
+              <w:jc w:val="left"/>
+            </w:pPr>
+          </w:p>
+          <w:p>
+            <w:pPr>
+              <w:widowControl/>
+              <w:jc w:val="left"/>
+              <w:rPr>
+                <w:rFonts w:hint="eastAsia" w:eastAsia="宋体"/>
+                <w:lang w:eastAsia="zh-CN"/>
+              </w:rPr>
+            </w:pPr>
+          </w:p>
+          <w:p>
+            <w:pPr>
+              <w:widowControl/>
+              <w:jc w:val="left"/>
+            </w:pPr>
+            <w:r>
+              <w:rPr>
+                <w:rFonts w:hint="eastAsia" w:eastAsia="宋体"/>
+                <w:lang w:eastAsia="zh-CN"/>
+              </w:rPr>
+              <w:drawing>
+                <wp:inline distT="0" distB="0" distL="114300" distR="114300">
+                  <wp:extent cx="4996180" cy="5295265"/>
+                  <wp:effectExtent l="0" t="0" r="7620" b="635"/>
+                  <wp:docPr id="8" name="图片 8" descr="屏幕截图 2025-12-04 231446"/>
+                  <wp:cNvGraphicFramePr>
+                    <a:graphicFrameLocks xmlns:a="http://schemas.openxmlformats.org/drawingml/2006/main" noChangeAspect="1"/>
+                  </wp:cNvGraphicFramePr>
+                  <a:graphic xmlns:a="http://schemas.openxmlformats.org/drawingml/2006/main">
+                    <a:graphicData uri="http://schemas.openxmlformats.org/drawingml/2006/picture">
+                      <pic:pic xmlns:pic="http://schemas.openxmlformats.org/drawingml/2006/picture">
+                        <pic:nvPicPr>
+                          <pic:cNvPr id="8" name="图片 8" descr="屏幕截图 2025-12-04 231446"/>
+                          <pic:cNvPicPr>
+                            <a:picLocks noChangeAspect="1"/>
+                          </pic:cNvPicPr>
+                        </pic:nvPicPr>
+                        <pic:blipFill>
+                          <a:blip r:embed="rId10"/>
+                          <a:stretch>
+                            <a:fillRect/>
+                          </a:stretch>
+                        </pic:blipFill>
+                        <pic:spPr>
+                          <a:xfrm>
+                            <a:off x="0" y="0"/>
+                            <a:ext cx="4996180" cy="5295265"/>
+                          </a:xfrm>
+                          <a:prstGeom prst="rect">
+                            <a:avLst/>
+                          </a:prstGeom>
+                        </pic:spPr>
+                      </pic:pic>
+                    </a:graphicData>
+                  </a:graphic>
+                </wp:inline>
+              </w:drawing>
+            </w:r>
+          </w:p>
+          <w:p>
+            <w:pPr>
+              <w:widowControl/>
+              <w:jc w:val="left"/>
+            </w:pPr>
+          </w:p>
+          <w:p>
+            <w:pPr>
+              <w:widowControl/>
+              <w:jc w:val="left"/>
+              <w:rPr>
+                <w:rFonts w:hint="eastAsia" w:eastAsia="宋体"/>
+                <w:lang w:eastAsia="zh-CN"/>
+              </w:rPr>
+            </w:pPr>
+          </w:p>
+          <w:p>
+            <w:pPr>
+              <w:widowControl/>
+              <w:jc w:val="left"/>
+            </w:pPr>
+          </w:p>
+          <w:p>
+            <w:pPr>
+              <w:widowControl/>
+              <w:jc w:val="left"/>
+            </w:pPr>
+            <w:r>
+              <w:rPr>
+                <w:rFonts w:hint="eastAsia" w:eastAsia="宋体"/>
+                <w:lang w:eastAsia="zh-CN"/>
+              </w:rPr>
+              <w:drawing>
+                <wp:inline distT="0" distB="0" distL="114300" distR="114300">
+                  <wp:extent cx="3618865" cy="3517900"/>
+                  <wp:effectExtent l="0" t="0" r="635" b="0"/>
+                  <wp:docPr id="9" name="图片 9" descr="屏幕截图 2025-12-04 231455"/>
+                  <wp:cNvGraphicFramePr>
+                    <a:graphicFrameLocks xmlns:a="http://schemas.openxmlformats.org/drawingml/2006/main" noChangeAspect="1"/>
+                  </wp:cNvGraphicFramePr>
+                  <a:graphic xmlns:a="http://schemas.openxmlformats.org/drawingml/2006/main">
+                    <a:graphicData uri="http://schemas.openxmlformats.org/drawingml/2006/picture">
+                      <pic:pic xmlns:pic="http://schemas.openxmlformats.org/drawingml/2006/picture">
+                        <pic:nvPicPr>
+                          <pic:cNvPr id="9" name="图片 9" descr="屏幕截图 2025-12-04 231455"/>
+                          <pic:cNvPicPr>
+                            <a:picLocks noChangeAspect="1"/>
+                          </pic:cNvPicPr>
+                        </pic:nvPicPr>
+                        <pic:blipFill>
+                          <a:blip r:embed="rId11"/>
+                          <a:stretch>
+                            <a:fillRect/>
+                          </a:stretch>
+                        </pic:blipFill>
+                        <pic:spPr>
+                          <a:xfrm>
+                            <a:off x="0" y="0"/>
+                            <a:ext cx="3618865" cy="3517900"/>
+                          </a:xfrm>
+                          <a:prstGeom prst="rect">
+                            <a:avLst/>
+                          </a:prstGeom>
+                        </pic:spPr>
+                      </pic:pic>
+                    </a:graphicData>
+                  </a:graphic>
+                </wp:inline>
+              </w:drawing>
+            </w:r>
+          </w:p>
+          <w:p>
+            <w:pPr>
+              <w:widowControl/>
+              <w:jc w:val="left"/>
+              <w:rPr>
+                <w:rFonts w:hint="eastAsia" w:eastAsia="宋体"/>
+                <w:lang w:eastAsia="zh-CN"/>
+              </w:rPr>
+            </w:pPr>
+            <w:r>
+              <w:rPr>
+                <w:rFonts w:hint="eastAsia" w:eastAsia="宋体"/>
+                <w:lang w:eastAsia="zh-CN"/>
+              </w:rPr>
+              <w:drawing>
+                <wp:inline distT="0" distB="0" distL="114300" distR="114300">
+                  <wp:extent cx="4761230" cy="4782185"/>
+                  <wp:effectExtent l="0" t="0" r="1270" b="5715"/>
+                  <wp:docPr id="10" name="图片 10" descr="屏幕截图 2025-12-04 231533"/>
+                  <wp:cNvGraphicFramePr>
+                    <a:graphicFrameLocks xmlns:a="http://schemas.openxmlformats.org/drawingml/2006/main" noChangeAspect="1"/>
+                  </wp:cNvGraphicFramePr>
+                  <a:graphic xmlns:a="http://schemas.openxmlformats.org/drawingml/2006/main">
+                    <a:graphicData uri="http://schemas.openxmlformats.org/drawingml/2006/picture">
+                      <pic:pic xmlns:pic="http://schemas.openxmlformats.org/drawingml/2006/picture">
+                        <pic:nvPicPr>
+                          <pic:cNvPr id="10" name="图片 10" descr="屏幕截图 2025-12-04 231533"/>
+                          <pic:cNvPicPr>
+                            <a:picLocks noChangeAspect="1"/>
+                          </pic:cNvPicPr>
+                        </pic:nvPicPr>
+                        <pic:blipFill>
+                          <a:blip r:embed="rId12"/>
+                          <a:stretch>
+                            <a:fillRect/>
+                          </a:stretch>
+                        </pic:blipFill>
+                        <pic:spPr>
+                          <a:xfrm>
+                            <a:off x="0" y="0"/>
+                            <a:ext cx="4761230" cy="4782185"/>
+                          </a:xfrm>
+                          <a:prstGeom prst="rect">
+                            <a:avLst/>
+                          </a:prstGeom>
+                        </pic:spPr>
+                      </pic:pic>
+                    </a:graphicData>
+                  </a:graphic>
+                </wp:inline>
+              </w:drawing>
+            </w:r>
+          </w:p>
+          <w:p>
+            <w:pPr>
+              <w:widowControl/>
+              <w:jc w:val="left"/>
+              <w:rPr>
+                <w:rFonts w:hint="eastAsia" w:eastAsia="宋体"/>
+                <w:lang w:eastAsia="zh-CN"/>
+              </w:rPr>
+            </w:pPr>
+            <w:r>
+              <w:rPr>
+                <w:rFonts w:hint="eastAsia" w:eastAsia="宋体"/>
+                <w:lang w:eastAsia="zh-CN"/>
+              </w:rPr>
+              <w:drawing>
+                <wp:inline distT="0" distB="0" distL="114300" distR="114300">
+                  <wp:extent cx="5005070" cy="2844800"/>
+                  <wp:effectExtent l="0" t="0" r="11430" b="0"/>
+                  <wp:docPr id="11" name="图片 11" descr="屏幕截图 2025-12-04 231542"/>
+                  <wp:cNvGraphicFramePr>
+                    <a:graphicFrameLocks xmlns:a="http://schemas.openxmlformats.org/drawingml/2006/main" noChangeAspect="1"/>
+                  </wp:cNvGraphicFramePr>
+                  <a:graphic xmlns:a="http://schemas.openxmlformats.org/drawingml/2006/main">
+                    <a:graphicData uri="http://schemas.openxmlformats.org/drawingml/2006/picture">
+                      <pic:pic xmlns:pic="http://schemas.openxmlformats.org/drawingml/2006/picture">
+                        <pic:nvPicPr>
+                          <pic:cNvPr id="11" name="图片 11" descr="屏幕截图 2025-12-04 231542"/>
+                          <pic:cNvPicPr>
+                            <a:picLocks noChangeAspect="1"/>
+                          </pic:cNvPicPr>
+                        </pic:nvPicPr>
+                        <pic:blipFill>
+                          <a:blip r:embed="rId13"/>
+                          <a:stretch>
+                            <a:fillRect/>
+                          </a:stretch>
+                        </pic:blipFill>
+                        <pic:spPr>
+                          <a:xfrm>
+                            <a:off x="0" y="0"/>
+                            <a:ext cx="5005070" cy="2844800"/>
+                          </a:xfrm>
+                          <a:prstGeom prst="rect">
+                            <a:avLst/>
+                          </a:prstGeom>
+                        </pic:spPr>
+                      </pic:pic>
+                    </a:graphicData>
+                  </a:graphic>
+                </wp:inline>
+              </w:drawing>
+            </w:r>
+          </w:p>
+          <w:p>
+            <w:pPr>
+              <w:widowControl/>
+              <w:jc w:val="left"/>
+            </w:pPr>
+          </w:p>
+          <w:p>
+            <w:pPr>
+              <w:widowControl/>
+              <w:jc w:val="left"/>
+            </w:pPr>
+          </w:p>
+          <w:p>
+            <w:pPr>
+              <w:widowControl/>
+              <w:jc w:val="left"/>
+            </w:pPr>
+          </w:p>
+          <w:p>
+            <w:pPr>
+              <w:widowControl/>
+              <w:jc w:val="left"/>
+            </w:pPr>
+          </w:p>
+          <w:p>
+            <w:pPr>
+              <w:widowControl/>
+              <w:jc w:val="left"/>
+            </w:pPr>
+            <w:r>
+              <w:rPr>
+                <w:rFonts w:hint="eastAsia" w:eastAsia="宋体"/>
+                <w:lang w:eastAsia="zh-CN"/>
+              </w:rPr>
+              <w:drawing>
+                <wp:inline distT="0" distB="0" distL="114300" distR="114300">
+                  <wp:extent cx="5003165" cy="4218940"/>
+                  <wp:effectExtent l="0" t="0" r="635" b="10160"/>
+                  <wp:docPr id="12" name="图片 12" descr="屏幕截图 2025-12-04 231549"/>
+                  <wp:cNvGraphicFramePr>
+                    <a:graphicFrameLocks xmlns:a="http://schemas.openxmlformats.org/drawingml/2006/main" noChangeAspect="1"/>
+                  </wp:cNvGraphicFramePr>
+                  <a:graphic xmlns:a="http://schemas.openxmlformats.org/drawingml/2006/main">
+                    <a:graphicData uri="http://schemas.openxmlformats.org/drawingml/2006/picture">
+                      <pic:pic xmlns:pic="http://schemas.openxmlformats.org/drawingml/2006/picture">
+                        <pic:nvPicPr>
+                          <pic:cNvPr id="12" name="图片 12" descr="屏幕截图 2025-12-04 231549"/>
+                          <pic:cNvPicPr>
+                            <a:picLocks noChangeAspect="1"/>
+                          </pic:cNvPicPr>
+                        </pic:nvPicPr>
+                        <pic:blipFill>
+                          <a:blip r:embed="rId14"/>
+                          <a:stretch>
+                            <a:fillRect/>
+                          </a:stretch>
+                        </pic:blipFill>
+                        <pic:spPr>
+                          <a:xfrm>
+                            <a:off x="0" y="0"/>
+                            <a:ext cx="5003165" cy="4218940"/>
+                          </a:xfrm>
+                          <a:prstGeom prst="rect">
+                            <a:avLst/>
+                          </a:prstGeom>
+                        </pic:spPr>
+                      </pic:pic>
+                    </a:graphicData>
+                  </a:graphic>
+                </wp:inline>
+              </w:drawing>
+            </w:r>
+          </w:p>
+          <w:p>
+            <w:pPr>
+              <w:widowControl/>
+              <w:jc w:val="left"/>
+            </w:pPr>
+          </w:p>
+          <w:p>
+            <w:pPr>
+              <w:widowControl/>
+              <w:jc w:val="left"/>
+            </w:pPr>
+            <w:r>
+              <w:rPr>
+                <w:rFonts w:hint="eastAsia" w:eastAsia="宋体"/>
+                <w:lang w:eastAsia="zh-CN"/>
+              </w:rPr>
+              <w:drawing>
+                <wp:inline distT="0" distB="0" distL="114300" distR="114300">
+                  <wp:extent cx="5002530" cy="3830320"/>
+                  <wp:effectExtent l="0" t="0" r="1270" b="5080"/>
+                  <wp:docPr id="13" name="图片 13" descr="屏幕截图 2025-12-04 231600"/>
+                  <wp:cNvGraphicFramePr>
+                    <a:graphicFrameLocks xmlns:a="http://schemas.openxmlformats.org/drawingml/2006/main" noChangeAspect="1"/>
+                  </wp:cNvGraphicFramePr>
+                  <a:graphic xmlns:a="http://schemas.openxmlformats.org/drawingml/2006/main">
+                    <a:graphicData uri="http://schemas.openxmlformats.org/drawingml/2006/picture">
+                      <pic:pic xmlns:pic="http://schemas.openxmlformats.org/drawingml/2006/picture">
+                        <pic:nvPicPr>
+                          <pic:cNvPr id="13" name="图片 13" descr="屏幕截图 2025-12-04 231600"/>
+                          <pic:cNvPicPr>
+                            <a:picLocks noChangeAspect="1"/>
+                          </pic:cNvPicPr>
+                        </pic:nvPicPr>
+                        <pic:blipFill>
+                          <a:blip r:embed="rId15"/>
+                          <a:stretch>
+                            <a:fillRect/>
+                          </a:stretch>
+                        </pic:blipFill>
+                        <pic:spPr>
+                          <a:xfrm>
+                            <a:off x="0" y="0"/>
+                            <a:ext cx="5002530" cy="3830320"/>
+                          </a:xfrm>
+                          <a:prstGeom prst="rect">
+                            <a:avLst/>
+                          </a:prstGeom>
+                        </pic:spPr>
+                      </pic:pic>
+                    </a:graphicData>
+                  </a:graphic>
+                </wp:inline>
+              </w:drawing>
+            </w:r>
+          </w:p>
+          <w:p>
+            <w:pPr>
+              <w:widowControl/>
+              <w:jc w:val="left"/>
+            </w:pPr>
+          </w:p>
+          <w:p>
+            <w:pPr>
+              <w:widowControl/>
+              <w:jc w:val="left"/>
+            </w:pPr>
+          </w:p>
+          <w:p>
+            <w:pPr>
+              <w:widowControl/>
+              <w:jc w:val="left"/>
+              <w:rPr>
+                <w:rFonts w:hint="eastAsia" w:eastAsia="宋体"/>
+                <w:lang w:eastAsia="zh-CN"/>
+              </w:rPr>
+            </w:pPr>
+          </w:p>
+          <w:p>
+            <w:pPr>
+              <w:widowControl/>
+              <w:jc w:val="left"/>
+            </w:pPr>
+          </w:p>
+          <w:p>
+            <w:pPr>
+              <w:widowControl/>
+              <w:jc w:val="left"/>
+            </w:pPr>
+            <w:r>
+              <w:rPr>
+                <w:rFonts w:hint="eastAsia" w:eastAsia="宋体"/>
+                <w:lang w:eastAsia="zh-CN"/>
+              </w:rPr>
+              <w:drawing>
+                <wp:inline distT="0" distB="0" distL="114300" distR="114300">
+                  <wp:extent cx="5003165" cy="2651125"/>
+                  <wp:effectExtent l="0" t="0" r="635" b="3175"/>
+                  <wp:docPr id="14" name="图片 14" descr="屏幕截图 2025-12-04 231608"/>
+                  <wp:cNvGraphicFramePr>
+                    <a:graphicFrameLocks xmlns:a="http://schemas.openxmlformats.org/drawingml/2006/main" noChangeAspect="1"/>
+                  </wp:cNvGraphicFramePr>
+                  <a:graphic xmlns:a="http://schemas.openxmlformats.org/drawingml/2006/main">
+                    <a:graphicData uri="http://schemas.openxmlformats.org/drawingml/2006/picture">
+                      <pic:pic xmlns:pic="http://schemas.openxmlformats.org/drawingml/2006/picture">
+                        <pic:nvPicPr>
+                          <pic:cNvPr id="14" name="图片 14" descr="屏幕截图 2025-12-04 231608"/>
+                          <pic:cNvPicPr>
+                            <a:picLocks noChangeAspect="1"/>
+                          </pic:cNvPicPr>
+                        </pic:nvPicPr>
+                        <pic:blipFill>
+                          <a:blip r:embed="rId16"/>
+                          <a:stretch>
+                            <a:fillRect/>
+                          </a:stretch>
+                        </pic:blipFill>
+                        <pic:spPr>
+                          <a:xfrm>
+                            <a:off x="0" y="0"/>
+                            <a:ext cx="5003165" cy="2651125"/>
+                          </a:xfrm>
+                          <a:prstGeom prst="rect">
+                            <a:avLst/>
+                          </a:prstGeom>
+                        </pic:spPr>
+                      </pic:pic>
+                    </a:graphicData>
+                  </a:graphic>
+                </wp:inline>
+              </w:drawing>
+            </w:r>
+          </w:p>
+          <w:p>
+            <w:pPr>
+              <w:widowControl/>
+              <w:jc w:val="left"/>
+            </w:pPr>
+          </w:p>
+          <w:p>
+            <w:pPr>
+              <w:widowControl/>
+              <w:jc w:val="left"/>
+            </w:pPr>
+          </w:p>
+          <w:p>
+            <w:pPr>
+              <w:widowControl/>
+              <w:jc w:val="left"/>
+            </w:pPr>
+          </w:p>
+          <w:p>
+            <w:pPr>
+              <w:widowControl/>
+              <w:jc w:val="left"/>
+            </w:pPr>
+          </w:p>
+          <w:p>
+            <w:pPr>
+              <w:widowControl/>
+              <w:jc w:val="left"/>
+            </w:pPr>
+          </w:p>
+          <w:p>
+            <w:pPr>
+              <w:widowControl/>
+              <w:jc w:val="left"/>
+            </w:pPr>
+          </w:p>
+          <w:p>
+            <w:pPr>
+              <w:widowControl/>
+              <w:jc w:val="left"/>
+              <w:rPr>
+                <w:rFonts w:hint="eastAsia" w:eastAsia="宋体"/>
+                <w:lang w:eastAsia="zh-CN"/>
+              </w:rPr>
+            </w:pPr>
+            <w:r>
+              <w:rPr>
+                <w:rFonts w:hint="eastAsia" w:eastAsia="宋体"/>
+                <w:lang w:eastAsia="zh-CN"/>
+              </w:rPr>
+              <w:drawing>
+                <wp:inline distT="0" distB="0" distL="114300" distR="114300">
+                  <wp:extent cx="4525645" cy="4055110"/>
+                  <wp:effectExtent l="0" t="0" r="8255" b="8890"/>
+                  <wp:docPr id="15" name="图片 15" descr="屏幕截图 2025-12-04 231617"/>
+                  <wp:cNvGraphicFramePr>
+                    <a:graphicFrameLocks xmlns:a="http://schemas.openxmlformats.org/drawingml/2006/main" noChangeAspect="1"/>
+                  </wp:cNvGraphicFramePr>
+                  <a:graphic xmlns:a="http://schemas.openxmlformats.org/drawingml/2006/main">
+                    <a:graphicData uri="http://schemas.openxmlformats.org/drawingml/2006/picture">
+                      <pic:pic xmlns:pic="http://schemas.openxmlformats.org/drawingml/2006/picture">
+                        <pic:nvPicPr>
+                          <pic:cNvPr id="15" name="图片 15" descr="屏幕截图 2025-12-04 231617"/>
+                          <pic:cNvPicPr>
+                            <a:picLocks noChangeAspect="1"/>
+                          </pic:cNvPicPr>
+                        </pic:nvPicPr>
+                        <pic:blipFill>
+                          <a:blip r:embed="rId17"/>
+                          <a:stretch>
+                            <a:fillRect/>
+                          </a:stretch>
+                        </pic:blipFill>
+                        <pic:spPr>
+                          <a:xfrm>
+                            <a:off x="0" y="0"/>
+                            <a:ext cx="4525645" cy="4055110"/>
+                          </a:xfrm>
+                          <a:prstGeom prst="rect">
+                            <a:avLst/>
+                          </a:prstGeom>
+                        </pic:spPr>
+                      </pic:pic>
+                    </a:graphicData>
+                  </a:graphic>
+                </wp:inline>
+              </w:drawing>
+            </w:r>
+          </w:p>
+          <w:p>
+            <w:pPr>
+              <w:widowControl/>
+              <w:jc w:val="left"/>
+            </w:pPr>
+          </w:p>
+          <w:p>
+            <w:pPr>
+              <w:widowControl/>
+              <w:jc w:val="left"/>
+              <w:rPr>
+                <w:rFonts w:hint="eastAsia" w:eastAsia="宋体"/>
+                <w:lang w:eastAsia="zh-CN"/>
+              </w:rPr>
+            </w:pPr>
+            <w:r>
+              <w:rPr>
+                <w:rFonts w:hint="eastAsia" w:eastAsia="宋体"/>
+                <w:lang w:eastAsia="zh-CN"/>
+              </w:rPr>
+              <w:drawing>
+                <wp:inline distT="0" distB="0" distL="114300" distR="114300">
+                  <wp:extent cx="4999990" cy="4041140"/>
+                  <wp:effectExtent l="0" t="0" r="3810" b="10160"/>
+                  <wp:docPr id="16" name="图片 16" descr="屏幕截图 2025-12-04 231636"/>
+                  <wp:cNvGraphicFramePr>
+                    <a:graphicFrameLocks xmlns:a="http://schemas.openxmlformats.org/drawingml/2006/main" noChangeAspect="1"/>
+                  </wp:cNvGraphicFramePr>
+                  <a:graphic xmlns:a="http://schemas.openxmlformats.org/drawingml/2006/main">
+                    <a:graphicData uri="http://schemas.openxmlformats.org/drawingml/2006/picture">
+                      <pic:pic xmlns:pic="http://schemas.openxmlformats.org/drawingml/2006/picture">
+                        <pic:nvPicPr>
+                          <pic:cNvPr id="16" name="图片 16" descr="屏幕截图 2025-12-04 231636"/>
+                          <pic:cNvPicPr>
+                            <a:picLocks noChangeAspect="1"/>
+                          </pic:cNvPicPr>
+                        </pic:nvPicPr>
+                        <pic:blipFill>
+                          <a:blip r:embed="rId18"/>
+                          <a:stretch>
+                            <a:fillRect/>
+                          </a:stretch>
+                        </pic:blipFill>
+                        <pic:spPr>
+                          <a:xfrm>
+                            <a:off x="0" y="0"/>
+                            <a:ext cx="4999990" cy="4041140"/>
+                          </a:xfrm>
+                          <a:prstGeom prst="rect">
+                            <a:avLst/>
+                          </a:prstGeom>
+                        </pic:spPr>
+                      </pic:pic>
+                    </a:graphicData>
+                  </a:graphic>
+                </wp:inline>
+              </w:drawing>
+            </w:r>
+          </w:p>
+          <w:p>
+            <w:pPr>
+              <w:widowControl/>
+              <w:jc w:val="left"/>
+            </w:pPr>
+          </w:p>
+          <w:p>
+            <w:pPr>
+              <w:widowControl/>
+              <w:jc w:val="left"/>
+            </w:pPr>
+            <w:r>
+              <w:rPr>
+                <w:rFonts w:hint="eastAsia" w:eastAsia="宋体"/>
+                <w:lang w:eastAsia="zh-CN"/>
+              </w:rPr>
+              <w:drawing>
+                <wp:inline distT="0" distB="0" distL="114300" distR="114300">
+                  <wp:extent cx="4999990" cy="1872615"/>
+                  <wp:effectExtent l="0" t="0" r="3810" b="6985"/>
+                  <wp:docPr id="17" name="图片 17" descr="屏幕截图 2025-12-04 231647"/>
+                  <wp:cNvGraphicFramePr>
+                    <a:graphicFrameLocks xmlns:a="http://schemas.openxmlformats.org/drawingml/2006/main" noChangeAspect="1"/>
+                  </wp:cNvGraphicFramePr>
+                  <a:graphic xmlns:a="http://schemas.openxmlformats.org/drawingml/2006/main">
+                    <a:graphicData uri="http://schemas.openxmlformats.org/drawingml/2006/picture">
+                      <pic:pic xmlns:pic="http://schemas.openxmlformats.org/drawingml/2006/picture">
+                        <pic:nvPicPr>
+                          <pic:cNvPr id="17" name="图片 17" descr="屏幕截图 2025-12-04 231647"/>
+                          <pic:cNvPicPr>
+                            <a:picLocks noChangeAspect="1"/>
+                          </pic:cNvPicPr>
+                        </pic:nvPicPr>
+                        <pic:blipFill>
+                          <a:blip r:embed="rId19"/>
+                          <a:stretch>
+                            <a:fillRect/>
+                          </a:stretch>
+                        </pic:blipFill>
+                        <pic:spPr>
+                          <a:xfrm>
+                            <a:off x="0" y="0"/>
+                            <a:ext cx="4999990" cy="1872615"/>
+                          </a:xfrm>
+                          <a:prstGeom prst="rect">
+                            <a:avLst/>
+                          </a:prstGeom>
+                        </pic:spPr>
+                      </pic:pic>
+                    </a:graphicData>
+                  </a:graphic>
+                </wp:inline>
+              </w:drawing>
+            </w:r>
+          </w:p>
+          <w:p>
+            <w:pPr>
+              <w:widowControl/>
+              <w:jc w:val="left"/>
+            </w:pPr>
+          </w:p>
+          <w:p>
+            <w:pPr>
+              <w:widowControl/>
+              <w:jc w:val="left"/>
+            </w:pPr>
+          </w:p>
+          <w:p>
+            <w:pPr>
+              <w:widowControl/>
+              <w:jc w:val="left"/>
+              <w:rPr>
+                <w:rFonts w:hint="eastAsia" w:eastAsia="宋体"/>
+                <w:lang w:eastAsia="zh-CN"/>
+              </w:rPr>
+            </w:pPr>
+          </w:p>
+          <w:p>
+            <w:pPr>
+              <w:widowControl/>
+              <w:jc w:val="left"/>
+            </w:pPr>
+          </w:p>
+          <w:p>
+            <w:pPr>
+              <w:widowControl/>
+              <w:jc w:val="left"/>
+            </w:pPr>
+          </w:p>
+          <w:p>
+            <w:pPr>
+              <w:widowControl/>
+              <w:jc w:val="left"/>
+            </w:pPr>
+          </w:p>
+          <w:p>
+            <w:pPr>
+              <w:widowControl/>
+              <w:jc w:val="left"/>
+            </w:pPr>
+          </w:p>
+          <w:p>
+            <w:pPr>
+              <w:widowControl/>
+              <w:jc w:val="left"/>
+            </w:pPr>
+          </w:p>
+          <w:p>
+            <w:pPr>
+              <w:widowControl/>
+              <w:jc w:val="left"/>
+            </w:pPr>
+          </w:p>
+          <w:p>
+            <w:pPr>
+              <w:widowControl/>
+              <w:jc w:val="left"/>
+            </w:pPr>
+          </w:p>
+          <w:p>
+            <w:pPr>
+              <w:widowControl/>
+              <w:jc w:val="left"/>
+            </w:pPr>
+          </w:p>
+          <w:p>
+            <w:pPr>
+              <w:widowControl/>
+              <w:jc w:val="left"/>
+            </w:pPr>
+          </w:p>
+          <w:p>
+            <w:pPr>
+              <w:widowControl/>
+              <w:jc w:val="left"/>
+            </w:pPr>
+          </w:p>
+          <w:p>
+            <w:pPr>
+              <w:widowControl/>
+              <w:jc w:val="left"/>
+            </w:pPr>
+          </w:p>
+          <w:p>
+            <w:pPr>
+              <w:widowControl/>
+              <w:jc w:val="left"/>
+            </w:pPr>
+          </w:p>
+          <w:p>
+            <w:pPr>
+              <w:widowControl/>
+              <w:jc w:val="left"/>
+            </w:pPr>
+            <w:r>
+              <w:br w:type="textWrapping"/>
+            </w:r>
+            <w:r>
+              <w:br w:type="textWrapping"/>
+            </w:r>
+          </w:p>
+          <w:p>
+            <w:pPr>
+              <w:widowControl/>
+              <w:jc w:val="left"/>
+            </w:pPr>
+            <w:r>
+              <w:br w:type="textWrapping"/>
+            </w:r>
+            <w:r>
+              <w:br w:type="textWrapping"/>
+            </w:r>
+            <w:r>
+              <w:br w:type="textWrapping"/>
+            </w:r>
+            <w:r>
+              <w:br w:type="textWrapping"/>
+            </w:r>
+          </w:p>
+          <w:p>
+            <w:pPr>
+              <w:widowControl/>
+              <w:jc w:val="left"/>
+            </w:pPr>
+          </w:p>
+          <w:p>
+            <w:pPr>
+              <w:widowControl/>
+              <w:jc w:val="left"/>
+            </w:pPr>
+          </w:p>
+          <w:p>
+            <w:pPr>
+              <w:widowControl/>
+              <w:jc w:val="left"/>
+            </w:pPr>
+          </w:p>
+          <w:p>
+            <w:pPr>
+              <w:widowControl/>
+              <w:jc w:val="left"/>
+            </w:pPr>
+          </w:p>
+          <w:p>
+            <w:pPr>
+              <w:widowControl/>
+              <w:jc w:val="left"/>
+            </w:pPr>
+          </w:p>
+          <w:p>
+            <w:pPr>
+              <w:widowControl/>
+              <w:jc w:val="left"/>
+            </w:pPr>
+          </w:p>
+          <w:p>
+            <w:pPr>
+              <w:widowControl/>
+              <w:jc w:val="left"/>
+            </w:pPr>
           </w:p>
         </w:tc>
       </w:tr>
@@ -2854,69 +3719,213 @@
           </w:tcPr>
           <w:p>
             <w:pPr>
+              <w:keepNext w:val="0"/>
+              <w:keepLines w:val="0"/>
+              <w:pageBreakBefore w:val="0"/>
+              <w:widowControl w:val="0"/>
               <w:tabs>
                 <w:tab w:val="left" w:pos="1207"/>
               </w:tabs>
-              <w:rPr>
-                <w:color w:val="FF0000"/>
+              <w:kinsoku/>
+              <w:wordWrap/>
+              <w:overflowPunct/>
+              <w:topLinePunct w:val="0"/>
+              <w:autoSpaceDE/>
+              <w:autoSpaceDN/>
+              <w:bidi w:val="0"/>
+              <w:adjustRightInd/>
+              <w:snapToGrid/>
+              <w:ind w:firstLine="420" w:firstLineChars="200"/>
+              <w:textAlignment w:val="auto"/>
+              <w:rPr>
+                <w:rFonts w:hint="eastAsia" w:ascii="宋体" w:hAnsi="宋体" w:eastAsia="宋体" w:cs="宋体"/>
+                <w:color w:val="auto"/>
                 <w:szCs w:val="21"/>
               </w:rPr>
             </w:pPr>
-          </w:p>
-          <w:p>
-            <w:pPr>
+            <w:r>
+              <w:rPr>
+                <w:rFonts w:hint="eastAsia" w:ascii="宋体" w:hAnsi="宋体" w:eastAsia="宋体" w:cs="宋体"/>
+                <w:color w:val="auto"/>
+                <w:szCs w:val="21"/>
+              </w:rPr>
+              <w:t>在本次Python实验中，我通过实践与调试，深刻认识到编程学习中基础细节的重要性。以下是对几个常见问题的反思与总结：</w:t>
+            </w:r>
+          </w:p>
+          <w:p>
+            <w:pPr>
+              <w:keepNext w:val="0"/>
+              <w:keepLines w:val="0"/>
+              <w:pageBreakBefore w:val="0"/>
+              <w:widowControl w:val="0"/>
               <w:tabs>
                 <w:tab w:val="left" w:pos="1207"/>
               </w:tabs>
-              <w:rPr>
-                <w:color w:val="FF0000"/>
+              <w:kinsoku/>
+              <w:wordWrap/>
+              <w:overflowPunct/>
+              <w:topLinePunct w:val="0"/>
+              <w:autoSpaceDE/>
+              <w:autoSpaceDN/>
+              <w:bidi w:val="0"/>
+              <w:adjustRightInd/>
+              <w:snapToGrid/>
+              <w:ind w:firstLine="420" w:firstLineChars="200"/>
+              <w:textAlignment w:val="auto"/>
+              <w:rPr>
+                <w:rFonts w:hint="eastAsia" w:ascii="宋体" w:hAnsi="宋体" w:eastAsia="宋体" w:cs="宋体"/>
+                <w:color w:val="auto"/>
                 <w:szCs w:val="21"/>
               </w:rPr>
             </w:pPr>
-          </w:p>
-          <w:p>
-            <w:pPr>
+            <w:r>
+              <w:rPr>
+                <w:rFonts w:hint="eastAsia" w:ascii="宋体" w:hAnsi="宋体" w:eastAsia="宋体" w:cs="宋体"/>
+                <w:color w:val="auto"/>
+                <w:szCs w:val="21"/>
+              </w:rPr>
+              <w:t>首先，变量未初始化的错误让我意识到，对变量作用域和生命周期的理解仍需加强。如在统计气温时未提前设置 top_sum = 0，导致程序报错。这类问题反映出我在编写函数时，缺乏对数据初始化的系统性思考。</w:t>
+            </w:r>
+          </w:p>
+          <w:p>
+            <w:pPr>
+              <w:keepNext w:val="0"/>
+              <w:keepLines w:val="0"/>
+              <w:pageBreakBefore w:val="0"/>
+              <w:widowControl w:val="0"/>
               <w:tabs>
                 <w:tab w:val="left" w:pos="1207"/>
               </w:tabs>
-              <w:rPr>
-                <w:color w:val="FF0000"/>
+              <w:kinsoku/>
+              <w:wordWrap/>
+              <w:overflowPunct/>
+              <w:topLinePunct w:val="0"/>
+              <w:autoSpaceDE/>
+              <w:autoSpaceDN/>
+              <w:bidi w:val="0"/>
+              <w:adjustRightInd/>
+              <w:snapToGrid/>
+              <w:ind w:firstLine="420" w:firstLineChars="200"/>
+              <w:textAlignment w:val="auto"/>
+              <w:rPr>
+                <w:rFonts w:hint="eastAsia" w:ascii="宋体" w:hAnsi="宋体" w:eastAsia="宋体" w:cs="宋体"/>
+                <w:color w:val="auto"/>
                 <w:szCs w:val="21"/>
               </w:rPr>
             </w:pPr>
-          </w:p>
-          <w:p>
-            <w:pPr>
+            <w:r>
+              <w:rPr>
+                <w:rFonts w:hint="eastAsia" w:ascii="宋体" w:hAnsi="宋体" w:eastAsia="宋体" w:cs="宋体"/>
+                <w:color w:val="auto"/>
+                <w:szCs w:val="21"/>
+              </w:rPr>
+              <w:t>其次，在循环中出现的索引错误和对象遍历混淆，暴露了我对数据结构掌握的不牢固。例如将 weather[1] 误写为 item[1]，本质是混淆了列表对象与迭代变量；而在统计选课数据时错误遍历 courses 而非 counts，则说明对字典结构的操作逻辑不够清晰。这些错误提醒我，必须更细致地理解每种数据类型的特性和适用场景。</w:t>
+            </w:r>
+          </w:p>
+          <w:p>
+            <w:pPr>
+              <w:keepNext w:val="0"/>
+              <w:keepLines w:val="0"/>
+              <w:pageBreakBefore w:val="0"/>
+              <w:widowControl w:val="0"/>
               <w:tabs>
                 <w:tab w:val="left" w:pos="1207"/>
               </w:tabs>
-              <w:rPr>
-                <w:color w:val="FF0000"/>
+              <w:kinsoku/>
+              <w:wordWrap/>
+              <w:overflowPunct/>
+              <w:topLinePunct w:val="0"/>
+              <w:autoSpaceDE/>
+              <w:autoSpaceDN/>
+              <w:bidi w:val="0"/>
+              <w:adjustRightInd/>
+              <w:snapToGrid/>
+              <w:ind w:firstLine="420" w:firstLineChars="200"/>
+              <w:textAlignment w:val="auto"/>
+              <w:rPr>
+                <w:rFonts w:hint="eastAsia" w:ascii="宋体" w:hAnsi="宋体" w:eastAsia="宋体" w:cs="宋体"/>
+                <w:color w:val="auto"/>
                 <w:szCs w:val="21"/>
               </w:rPr>
             </w:pPr>
-          </w:p>
-          <w:p>
-            <w:pPr>
+            <w:r>
+              <w:rPr>
+                <w:rFonts w:hint="eastAsia" w:ascii="宋体" w:hAnsi="宋体" w:eastAsia="宋体" w:cs="宋体"/>
+                <w:color w:val="auto"/>
+                <w:szCs w:val="21"/>
+              </w:rPr>
+              <w:t>在方法使用上，我曾误以为 values() 方法可以接受参数，这源于对内置方法文档阅读的忽视。同时，我在最值查找中常采用“先找最大值，再找索引”的冗余步骤，而未能学会在单次循环中同步跟踪最值及其关联信息，这反映了算法效率意识的薄弱。</w:t>
+            </w:r>
+          </w:p>
+          <w:p>
+            <w:pPr>
+              <w:keepNext w:val="0"/>
+              <w:keepLines w:val="0"/>
+              <w:pageBreakBefore w:val="0"/>
+              <w:widowControl w:val="0"/>
               <w:tabs>
                 <w:tab w:val="left" w:pos="1207"/>
               </w:tabs>
-              <w:rPr>
-                <w:color w:val="FF0000"/>
+              <w:kinsoku/>
+              <w:wordWrap/>
+              <w:overflowPunct/>
+              <w:topLinePunct w:val="0"/>
+              <w:autoSpaceDE/>
+              <w:autoSpaceDN/>
+              <w:bidi w:val="0"/>
+              <w:adjustRightInd/>
+              <w:snapToGrid/>
+              <w:ind w:firstLine="420" w:firstLineChars="200"/>
+              <w:textAlignment w:val="auto"/>
+              <w:rPr>
+                <w:rFonts w:hint="eastAsia" w:ascii="宋体" w:hAnsi="宋体" w:eastAsia="宋体" w:cs="宋体"/>
+                <w:color w:val="auto"/>
                 <w:szCs w:val="21"/>
               </w:rPr>
             </w:pPr>
-          </w:p>
-          <w:p>
-            <w:pPr>
+            <w:r>
+              <w:rPr>
+                <w:rFonts w:hint="eastAsia" w:ascii="宋体" w:hAnsi="宋体" w:eastAsia="宋体" w:cs="宋体"/>
+                <w:color w:val="auto"/>
+                <w:szCs w:val="21"/>
+              </w:rPr>
+              <w:t>此外，面对如列表推导式 [name for name, count in counts.items() if count == max_count] 这类简洁语法时，我感到理解困难。这提示我在学习过程中，需要更多地通过分解复杂表达式、辅以基础循环重写的方式，逐步掌握高级语法的内在逻辑。</w:t>
+            </w:r>
+          </w:p>
+          <w:p>
+            <w:pPr>
+              <w:keepNext w:val="0"/>
+              <w:keepLines w:val="0"/>
+              <w:pageBreakBefore w:val="0"/>
+              <w:widowControl w:val="0"/>
               <w:tabs>
                 <w:tab w:val="left" w:pos="1207"/>
               </w:tabs>
-              <w:rPr>
-                <w:color w:val="FF0000"/>
+              <w:kinsoku/>
+              <w:wordWrap/>
+              <w:overflowPunct/>
+              <w:topLinePunct w:val="0"/>
+              <w:autoSpaceDE/>
+              <w:autoSpaceDN/>
+              <w:bidi w:val="0"/>
+              <w:adjustRightInd/>
+              <w:snapToGrid/>
+              <w:ind w:firstLine="420" w:firstLineChars="200"/>
+              <w:textAlignment w:val="auto"/>
+              <w:rPr>
+                <w:rFonts w:hint="eastAsia" w:ascii="宋体" w:hAnsi="宋体" w:eastAsia="宋体" w:cs="宋体"/>
+                <w:color w:val="auto"/>
                 <w:szCs w:val="21"/>
               </w:rPr>
             </w:pPr>
+            <w:r>
+              <w:rPr>
+                <w:rFonts w:hint="eastAsia" w:ascii="宋体" w:hAnsi="宋体" w:eastAsia="宋体" w:cs="宋体"/>
+                <w:color w:val="auto"/>
+                <w:szCs w:val="21"/>
+              </w:rPr>
+              <w:t>综上所述，本次实验让我明白：编程能力的提升不仅在于写出能运行的代码，更在于培养严谨的思维习惯——包括变量的妥善初始化、数据结构的准确操作、方法的正确调用，以及算法逻辑的不断优化。未来我将通过更多的基础练习和系统性的错误分析，逐步减少此类问题，提升代码质量与开发效率。</w:t>
+            </w:r>
           </w:p>
           <w:p>
             <w:pPr>
@@ -2924,9 +3933,51 @@
                 <w:tab w:val="left" w:pos="1207"/>
               </w:tabs>
               <w:rPr>
-                <w:color w:val="FF0000"/>
+                <w:color w:val="auto"/>
                 <w:szCs w:val="21"/>
               </w:rPr>
+            </w:pPr>
+          </w:p>
+          <w:p>
+            <w:pPr>
+              <w:widowControl/>
+              <w:jc w:val="left"/>
+            </w:pPr>
+          </w:p>
+          <w:p>
+            <w:pPr>
+              <w:widowControl/>
+              <w:jc w:val="left"/>
+            </w:pPr>
+          </w:p>
+          <w:p>
+            <w:pPr>
+              <w:widowControl/>
+              <w:jc w:val="left"/>
+            </w:pPr>
+          </w:p>
+          <w:p>
+            <w:pPr>
+              <w:widowControl/>
+              <w:jc w:val="left"/>
+            </w:pPr>
+          </w:p>
+          <w:p>
+            <w:pPr>
+              <w:widowControl/>
+              <w:jc w:val="left"/>
+            </w:pPr>
+          </w:p>
+          <w:p>
+            <w:pPr>
+              <w:widowControl/>
+              <w:jc w:val="left"/>
+            </w:pPr>
+          </w:p>
+          <w:p>
+            <w:pPr>
+              <w:widowControl/>
+              <w:jc w:val="left"/>
             </w:pPr>
           </w:p>
           <w:p>
@@ -2960,122 +4011,6 @@
                 <w:color w:val="FF0000"/>
                 <w:szCs w:val="21"/>
               </w:rPr>
-            </w:pPr>
-          </w:p>
-          <w:p>
-            <w:pPr>
-              <w:tabs>
-                <w:tab w:val="left" w:pos="1207"/>
-              </w:tabs>
-              <w:rPr>
-                <w:color w:val="FF0000"/>
-                <w:szCs w:val="21"/>
-              </w:rPr>
-            </w:pPr>
-          </w:p>
-          <w:p>
-            <w:pPr>
-              <w:tabs>
-                <w:tab w:val="left" w:pos="1207"/>
-              </w:tabs>
-              <w:rPr>
-                <w:color w:val="FF0000"/>
-                <w:szCs w:val="21"/>
-              </w:rPr>
-            </w:pPr>
-          </w:p>
-          <w:p>
-            <w:pPr>
-              <w:tabs>
-                <w:tab w:val="left" w:pos="1207"/>
-              </w:tabs>
-              <w:rPr>
-                <w:color w:val="FF0000"/>
-                <w:szCs w:val="21"/>
-              </w:rPr>
-            </w:pPr>
-          </w:p>
-          <w:p>
-            <w:pPr>
-              <w:tabs>
-                <w:tab w:val="left" w:pos="1207"/>
-              </w:tabs>
-              <w:rPr>
-                <w:color w:val="FF0000"/>
-                <w:szCs w:val="21"/>
-              </w:rPr>
-            </w:pPr>
-          </w:p>
-          <w:p>
-            <w:pPr>
-              <w:widowControl/>
-              <w:jc w:val="left"/>
-            </w:pPr>
-          </w:p>
-          <w:p>
-            <w:pPr>
-              <w:widowControl/>
-              <w:jc w:val="left"/>
-            </w:pPr>
-          </w:p>
-          <w:p>
-            <w:pPr>
-              <w:widowControl/>
-              <w:jc w:val="left"/>
-            </w:pPr>
-          </w:p>
-          <w:p>
-            <w:pPr>
-              <w:widowControl/>
-              <w:jc w:val="left"/>
-            </w:pPr>
-          </w:p>
-          <w:p>
-            <w:pPr>
-              <w:widowControl/>
-              <w:jc w:val="left"/>
-            </w:pPr>
-          </w:p>
-          <w:p>
-            <w:pPr>
-              <w:widowControl/>
-              <w:jc w:val="left"/>
-            </w:pPr>
-          </w:p>
-          <w:p>
-            <w:pPr>
-              <w:widowControl/>
-              <w:jc w:val="left"/>
-            </w:pPr>
-          </w:p>
-          <w:p>
-            <w:pPr>
-              <w:widowControl/>
-              <w:jc w:val="left"/>
-            </w:pPr>
-          </w:p>
-          <w:p>
-            <w:pPr>
-              <w:widowControl/>
-              <w:jc w:val="left"/>
-            </w:pPr>
-          </w:p>
-          <w:p>
-            <w:pPr>
-              <w:widowControl/>
-              <w:jc w:val="left"/>
-            </w:pPr>
-          </w:p>
-          <w:p>
-            <w:pPr>
-              <w:widowControl/>
-              <w:jc w:val="left"/>
-            </w:pPr>
-          </w:p>
-          <w:p>
-            <w:pPr>
-              <w:widowControl/>
-              <w:jc w:val="left"/>
             </w:pPr>
           </w:p>
           <w:p>
@@ -3651,7 +4586,16 @@
       <w:b/>
     </w:rPr>
   </w:style>
-  <w:style w:type="paragraph" w:styleId="9">
+  <w:style w:type="character" w:styleId="9">
+    <w:name w:val="HTML Code"/>
+    <w:basedOn w:val="7"/>
+    <w:uiPriority w:val="0"/>
+    <w:rPr>
+      <w:rFonts w:ascii="Courier New" w:hAnsi="Courier New"/>
+      <w:sz w:val="20"/>
+    </w:rPr>
+  </w:style>
+  <w:style w:type="paragraph" w:styleId="10">
     <w:name w:val="List Paragraph"/>
     <w:basedOn w:val="1"/>
     <w:qFormat/>
@@ -3660,7 +4604,7 @@
       <w:ind w:firstLine="420" w:firstLineChars="200"/>
     </w:pPr>
   </w:style>
-  <w:style w:type="character" w:customStyle="1" w:styleId="10">
+  <w:style w:type="character" w:customStyle="1" w:styleId="11">
     <w:name w:val="fontstyle01"/>
     <w:basedOn w:val="7"/>
     <w:qFormat/>
